--- a/July Daily Work.docx
+++ b/July Daily Work.docx
@@ -50,9 +50,192 @@
         </w:r>
         <w:proofErr w:type="spellEnd"/>
       </w:hyperlink>
+    </w:p>
+    <w:p>
+      <w:pPr>
+        <w:tabs>
+          <w:tab w:val="left" w:pos="4739"/>
+        </w:tabs>
+      </w:pPr>
+    </w:p>
+    <w:p>
+      <w:pPr>
+        <w:tabs>
+          <w:tab w:val="left" w:pos="4739"/>
+        </w:tabs>
+      </w:pPr>
       <w:r>
-        <w:tab/>
+        <w:t>20 July</w:t>
       </w:r>
+    </w:p>
+    <w:p>
+      <w:pPr>
+        <w:tabs>
+          <w:tab w:val="left" w:pos="4739"/>
+        </w:tabs>
+      </w:pPr>
+      <w:hyperlink r:id="rId6" w:history="1">
+        <w:proofErr w:type="spellStart"/>
+        <w:r>
+          <w:rPr>
+            <w:rStyle w:val="Hyperlink"/>
+          </w:rPr>
+          <w:t>Hasura</w:t>
+        </w:r>
+        <w:proofErr w:type="spellEnd"/>
+        <w:r>
+          <w:rPr>
+            <w:rStyle w:val="Hyperlink"/>
+          </w:rPr>
+          <w:t xml:space="preserve">: Creator of </w:t>
+        </w:r>
+        <w:proofErr w:type="spellStart"/>
+        <w:r>
+          <w:rPr>
+            <w:rStyle w:val="Hyperlink"/>
+          </w:rPr>
+          <w:t>PromptQL</w:t>
+        </w:r>
+        <w:proofErr w:type="spellEnd"/>
+        <w:r>
+          <w:rPr>
+            <w:rStyle w:val="Hyperlink"/>
+          </w:rPr>
+          <w:t xml:space="preserve">, Data Delivery Network &amp; </w:t>
+        </w:r>
+        <w:proofErr w:type="spellStart"/>
+        <w:r>
+          <w:rPr>
+            <w:rStyle w:val="Hyperlink"/>
+          </w:rPr>
+          <w:t>GraphQL</w:t>
+        </w:r>
+        <w:proofErr w:type="spellEnd"/>
+        <w:r>
+          <w:rPr>
+            <w:rStyle w:val="Hyperlink"/>
+          </w:rPr>
+          <w:t xml:space="preserve"> Engine</w:t>
+        </w:r>
+      </w:hyperlink>
+    </w:p>
+    <w:p>
+      <w:pPr>
+        <w:tabs>
+          <w:tab w:val="left" w:pos="4739"/>
+        </w:tabs>
+      </w:pPr>
+      <w:hyperlink r:id="rId7" w:history="1">
+        <w:r>
+          <w:rPr>
+            <w:rStyle w:val="Hyperlink"/>
+          </w:rPr>
+          <w:t>.NET Upgrade Assistant Overview - .NET Core | Microsoft Learn</w:t>
+        </w:r>
+      </w:hyperlink>
+    </w:p>
+    <w:p>
+      <w:pPr>
+        <w:tabs>
+          <w:tab w:val="left" w:pos="4739"/>
+        </w:tabs>
+      </w:pPr>
+    </w:p>
+    <w:p>
+      <w:pPr>
+        <w:tabs>
+          <w:tab w:val="left" w:pos="4739"/>
+        </w:tabs>
+      </w:pPr>
+      <w:hyperlink r:id="rId8" w:history="1">
+        <w:r>
+          <w:rPr>
+            <w:rStyle w:val="Hyperlink"/>
+          </w:rPr>
+          <w:t>https://learn.microsoft.com/en-us/training/modules/get-started-ai-fundamentals/</w:t>
+        </w:r>
+      </w:hyperlink>
+    </w:p>
+    <w:p>
+      <w:pPr>
+        <w:tabs>
+          <w:tab w:val="left" w:pos="4739"/>
+        </w:tabs>
+      </w:pPr>
+      <w:hyperlink r:id="rId9" w:history="1">
+        <w:r>
+          <w:rPr>
+            <w:rStyle w:val="Hyperlink"/>
+          </w:rPr>
+          <w:t>Introduction to generative AI and agents - Training | Microsoft Learn</w:t>
+        </w:r>
+      </w:hyperlink>
+    </w:p>
+    <w:p>
+      <w:pPr>
+        <w:tabs>
+          <w:tab w:val="left" w:pos="4739"/>
+        </w:tabs>
+      </w:pPr>
+      <w:hyperlink r:id="rId10" w:history="1">
+        <w:r>
+          <w:rPr>
+            <w:rStyle w:val="Hyperlink"/>
+          </w:rPr>
+          <w:t>https://learn.microsoft.com/en-us/training/modules/ai-agent-fundamentals/</w:t>
+        </w:r>
+      </w:hyperlink>
+    </w:p>
+    <w:p>
+      <w:pPr>
+        <w:tabs>
+          <w:tab w:val="left" w:pos="4739"/>
+        </w:tabs>
+      </w:pPr>
+      <w:hyperlink r:id="rId11" w:history="1">
+        <w:r>
+          <w:rPr>
+            <w:rStyle w:val="Hyperlink"/>
+          </w:rPr>
+          <w:t>https://learn.microsoft.com/en-us/training/modules/use-ai-everyday-tasks/</w:t>
+        </w:r>
+      </w:hyperlink>
+    </w:p>
+    <w:p>
+      <w:pPr>
+        <w:tabs>
+          <w:tab w:val="left" w:pos="4739"/>
+        </w:tabs>
+      </w:pPr>
+      <w:hyperlink r:id="rId12" w:history="1">
+        <w:r>
+          <w:rPr>
+            <w:rStyle w:val="Hyperlink"/>
+          </w:rPr>
+          <w:t>https://learn.microsoft.com/en-us/training/modules/understand-azure-active-directory/</w:t>
+        </w:r>
+      </w:hyperlink>
+    </w:p>
+    <w:p>
+      <w:pPr>
+        <w:tabs>
+          <w:tab w:val="left" w:pos="4739"/>
+        </w:tabs>
+      </w:pPr>
+    </w:p>
+    <w:p>
+      <w:pPr>
+        <w:tabs>
+          <w:tab w:val="left" w:pos="4739"/>
+        </w:tabs>
+      </w:pPr>
+    </w:p>
+    <w:p>
+      <w:pPr>
+        <w:tabs>
+          <w:tab w:val="left" w:pos="4739"/>
+        </w:tabs>
+      </w:pPr>
     </w:p>
     <w:p>
       <w:pPr>
@@ -993,12 +1176,23 @@
     <w:name w:val="Hyperlink"/>
     <w:basedOn w:val="DefaultParagraphFont"/>
     <w:uiPriority w:val="99"/>
-    <w:semiHidden/>
     <w:unhideWhenUsed/>
     <w:rsid w:val="00DB3105"/>
     <w:rPr>
       <w:color w:val="0000FF"/>
       <w:u w:val="single"/>
+    </w:rPr>
+  </w:style>
+  <w:style w:type="character" w:styleId="UnresolvedMention">
+    <w:name w:val="Unresolved Mention"/>
+    <w:basedOn w:val="DefaultParagraphFont"/>
+    <w:uiPriority w:val="99"/>
+    <w:semiHidden/>
+    <w:unhideWhenUsed/>
+    <w:rsid w:val="00FE4350"/>
+    <w:rPr>
+      <w:color w:val="605E5C"/>
+      <w:shd w:val="clear" w:color="auto" w:fill="E1DFDD"/>
     </w:rPr>
   </w:style>
 </w:styles>
